--- a/updated_file.docx
+++ b/updated_file.docx
@@ -74,15 +74,30 @@
           <w:szCs w:val="20"/>
         </w:rPr>
       </w:pPr>
-      <w:commentRangeStart w:id="0"/>
-      <w:commentRangeStart w:id="1"/>
-      <w:r>
-        <w:rPr>
-          <w:sz w:val="20"/>
-          <w:szCs w:val="20"/>
-          <w:rtl w:val="0"/>
-        </w:rPr>
-        <w:t xml:space="preserve">ARGUS analyzes observable behavioral cues from recorded examination sessions to produce assessments of suspicious or non-suspicious behavior. Its approach can be understood through Brunswik’s Theory of Probabilistic Functionalism, represented by the Lens Model. This framework provides a perspective on how observable information contributes to a judgment while recognizing that the information may be incomplete or ambiguous. It does not establish that particular movements indicate misconduct.</w:t>
+      <w:r>
+        <w:rPr>
+          <w:sz w:val="20"/>
+          <w:szCs w:val="20"/>
+          <w:rtl w:val="0"/>
+        </w:rPr>
+        <w:t xml:space="preserve">ARGUS analyzes observable behavioral cues from recorded examination sessions to assess whether a participant's behavior appears suspicious or non-suspicious. Because these cues are only indirect indications of a condition that cannot be observed directly, this study is grounded in two complementary theories. Brunswik's Theory of Probabilistic Functionalism, represented by the Lens Model, explains how observable cues relate to an unobservable condition and why that relationship is probabilistic rather than certain. Signal Detection Theory then explains what happens when such imperfect cues are combined into a single decision and compared against a threshold. Together, these theories provide the conceptual basis for treating ARGUS as a system that highlights behavior for human review rather than one that establishes misconduct.</w:t>
+      </w:r>
+    </w:p>
+    <w:p>
+      <w:pPr>
+        <w:pStyle w:val="Heading3"/>
+        <w:rPr>
+          <w:b w:val="1"/>
+          <w:bCs w:val="1"/>
+        </w:rPr>
+      </w:pPr>
+      <w:r>
+        <w:rPr>
+          <w:b w:val="1"/>
+          <w:bCs w:val="1"/>
+          <w:rtl w:val="0"/>
+        </w:rPr>
+        <w:t xml:space="preserve">3.1.1 Brunswik's Lens Model</w:t>
       </w:r>
     </w:p>
     <w:p>
@@ -100,7 +115,7 @@
           <w:szCs w:val="20"/>
           <w:rtl w:val="0"/>
         </w:rPr>
-        <w:t xml:space="preserve">The Lens Model describes judgment as an inference based on cues whose relationships with the condition being assessed are imperfect (Brunswik, 1955). It distinguishes cue validity, or how well a cue relates to that condition, from cue utilization, or how the cue influences a judgment. Applied conceptually to ARGUS, this distinction means that a gaze deviation or posture-related observation may influence the system’s assessment without necessarily being a reliable indicator of suspicious behavior. The relevance of the selected cues must therefore be evaluated rather than assumed.</w:t>
+        <w:t xml:space="preserve">The Lens Model describes human judgment as an inference drawn from observable cues whose relationships with the condition being assessed are imperfect (Brunswik, 1955). In the model, an observer cannot access the true state of interest directly and must instead rely on cues that are scattered, partly redundant, and only partially informative. Judgment therefore involves looking through these cues, as if through a lens, to estimate a condition that itself remains hidden.</w:t>
       </w:r>
     </w:p>
     <w:p>
@@ -118,7 +133,7 @@
           <w:szCs w:val="20"/>
           <w:rtl w:val="0"/>
         </w:rPr>
-        <w:t xml:space="preserve">Related examination studies provide a methodological basis for considering behavioral information across time and multiple cues. Indi et al. (2021) used repeated departures of estimated visual attention from the screen to trigger examiner review. Ferdosi et al. (2023) examined movement frequency and coordinated head, eye, and lip movements, while Liu et al. (2024) combined multiple visual features through spatiotemporal modeling. These studies provide precedents for investigating behavioral patterns, but they do not validate ARGUS’s specific thresholds, cue contributions, or LLM assessments.</w:t>
+        <w:t xml:space="preserve">Two properties are central to the model. Cue validity refers to how strongly a cue is actually related to the condition being judged, whereas cue utilization refers to how much weight an observer places on that cue when forming a judgment. These two properties do not necessarily match. An observer may rely heavily on a cue that has weak validity, or may underuse a cue that is genuinely informative. The accuracy of a judgment therefore depends on how closely cue utilization corresponds to cue validity.</w:t>
       </w:r>
     </w:p>
     <w:p>
@@ -136,7 +151,7 @@
           <w:szCs w:val="20"/>
           <w:rtl w:val="0"/>
         </w:rPr>
-        <w:t xml:space="preserve">The implemented system extracts three groups of visual features from examination recordings. Face and head features describe estimated head orientation, face presence and position, and mouth-opening activity. Gaze features describe estimated horizontal gaze direction, while upper-torso features describe visible posture, shoulder configuration, hand-related positions, and movement between sampled frames. These observations provide different aspects of the participant’s visible behavior without directly revealing its cause.</w:t>
+        <w:t xml:space="preserve">A key implication is that the relationship between any single cue and the underlying condition is probabilistic and ambiguous. A cue may be present when the condition is absent and absent when the condition is present, so no individual cue guarantees a correct judgment. The model instead treats judgment as the combination of several uncertain cues, each of which shifts the estimate of the condition without determining it.</w:t>
       </w:r>
     </w:p>
     <w:p>
@@ -154,7 +169,24 @@
           <w:szCs w:val="20"/>
           <w:rtl w:val="0"/>
         </w:rPr>
-        <w:t xml:space="preserve">ARGUS separates feature extraction from subsequent behavioral interpretation. The Multimodal Behavior Inference Engine aggregates observations into one-second windows and calculates a heuristic cue-strength index using predefined rules. A separate LLM stage interprets the structured summaries, considering sustained or repeated patterns, co-occurring cues, data quality, and possible benign explanations. These temporal and interpretive procedures are implementation choices rather than rules derived directly from the Lens Model.</w:t>
+        <w:t xml:space="preserve">Applied conceptually to ARGUS, the Lens Model implies that behaviors such as gaze deviation, head movement, or a shift in posture are cues rather than proof. Each may be associated with suspicious behavior, but each can also arise from ordinary examination activity such as thinking through a question, adjusting one's position, or reacting to the surrounding environment. ARGUS should therefore not assume that an observed behavior automatically indicates suspicious behavior; because the cues carry limited validity, they must be interpreted probabilistically rather than treated as definitive evidence of misconduct.</w:t>
+      </w:r>
+    </w:p>
+    <w:p>
+      <w:pPr>
+        <w:pStyle w:val="Heading3"/>
+        <w:rPr>
+          <w:b w:val="1"/>
+          <w:bCs w:val="1"/>
+        </w:rPr>
+      </w:pPr>
+      <w:r>
+        <w:rPr>
+          <w:b w:val="1"/>
+          <w:bCs w:val="1"/>
+          <w:rtl w:val="0"/>
+        </w:rPr>
+        <w:t xml:space="preserve">3.1.2 Signal Detection Theory</w:t>
       </w:r>
     </w:p>
     <w:p>
@@ -172,7 +204,7 @@
           <w:szCs w:val="20"/>
           <w:rtl w:val="0"/>
         </w:rPr>
-        <w:t xml:space="preserve">An important assumption of the study is that gaze deviation, head movement, and posture-related observations are behavioral cues rather than proof of cheating. Looking away may occur while thinking, and an off-centre posture may reflect seating position or camera placement. Some posture flags describe a position rather than an actual movement. Consequently, individual observations and combined patterns require contextual interpretation, and neither establishes academic dishonesty.</w:t>
+        <w:t xml:space="preserve">While the Lens Model explains how individual cues relate to an underlying condition, it does not describe what happens once those cues are combined into a single decision. Signal Detection Theory addresses this second step by describing how a decision-maker distinguishes a signal from noise when the evidence for the two overlaps (Green &amp; Swets, 1966). The signal corresponds to the condition the observer is trying to detect, while noise corresponds to the ordinary variation that can resemble that condition. Because both the signal and the noise give rise to evidence, the decision is never made under perfect certainty.</w:t>
       </w:r>
     </w:p>
     <w:p>
@@ -190,113 +222,61 @@
           <w:szCs w:val="20"/>
           <w:rtl w:val="0"/>
         </w:rPr>
-        <w:t xml:space="preserve">Within ARGUS, a “Suspicious behavior” assessment indicates that the observed pattern is considered to warrant contextual human review. The system can also return “Non-suspicious behavior” or “Not evaluable” when the available information is insufficient for assessment. Its classifications are evaluated against the study’s scripted session reference labels, while the methodology and results chapters document the implemented procedures and their performance. The Lens Model frames the distinction between observation, cue use, and judgment without serving as proof of system accuracy.</w:t>
-      </w:r>
-      <w:commentRangeEnd w:id="0"/>
-      <w:r>
-        <w:commentReference w:id="0"/>
-      </w:r>
-      <w:commentRangeEnd w:id="1"/>
-      <w:r>
-        <w:commentReference w:id="1"/>
-      </w:r>
-      <w:r>
-        <w:rPr>
-          <w:rtl w:val="0"/>
-        </w:rPr>
-      </w:r>
-    </w:p>
-    <w:p>
-      <w:pPr>
-        <w:pStyle w:val="Heading2"/>
-      </w:pPr>
-      <w:r>
-        <w:rPr/>
-        <w:t>3.1.1 Signal Detection Theory and the Threshold Problem in Cue-Based Classification</w:t>
-      </w:r>
-    </w:p>
-    <w:p>
-      <w:pPr>
-        <w:spacing w:before="240" w:after="240"/>
+        <w:t xml:space="preserve">The theory separates two properties that are easily confused. Discriminability refers to how well the available evidence actually separates the signal from the noise, and reflects the quality of the evidence itself. The decision criterion, or threshold, is the point along that evidence at which the decision-maker chooses to respond. Two observers presented with identical evidence can reach different decisions simply because they place their criterion at different points, independent of how discriminable the evidence is.</w:t>
+      </w:r>
+    </w:p>
+    <w:p>
+      <w:pPr>
+        <w:spacing w:after="240" w:before="240" w:lineRule="auto"/>
         <w:jc w:val="both"/>
-      </w:pPr>
-      <w:r>
-        <w:rPr>
-          <w:sz w:val="20"/>
-        </w:rPr>
-        <w:t>While the Lens Model explains how individual behavioral cues relate to an underlying judgment, it does not by itself explain what happens once those cues are combined into a single decision. ARGUS ultimately reduces its combined behavioral evidence into a continuous score before any suspicious or non-suspicious classification is produced. Signal Detection Theory (SDT) provides the relevant framework for this second step, describing how a decision-maker distinguishes a signal from noise when the underlying evidence for both is imperfect and overlapping (Green &amp; Swets, 1966).</w:t>
-      </w:r>
-    </w:p>
-    <w:p>
-      <w:pPr>
-        <w:spacing w:before="240" w:after="240"/>
+        <w:rPr>
+          <w:sz w:val="20"/>
+          <w:szCs w:val="20"/>
+        </w:rPr>
+      </w:pPr>
+      <w:r>
+        <w:rPr>
+          <w:sz w:val="20"/>
+          <w:szCs w:val="20"/>
+          <w:rtl w:val="0"/>
+        </w:rPr>
+        <w:t xml:space="preserve">Because the evidence for signal and noise overlaps, no single criterion can remove error entirely. A lenient threshold captures more genuine signals but also produces more false positives, in which noise is mistaken for signal. A stricter threshold reduces false positives but increases false negatives, in which genuine signals are missed. Any choice of threshold therefore involves a trade-off between these two kinds of error rather than the elimination of one without cost to the other.</w:t>
+      </w:r>
+    </w:p>
+    <w:p>
+      <w:pPr>
+        <w:spacing w:after="240" w:before="240" w:lineRule="auto"/>
         <w:jc w:val="both"/>
-      </w:pPr>
-      <w:r>
-        <w:rPr>
-          <w:sz w:val="20"/>
-        </w:rPr>
-        <w:t>SDT separates two properties of a detection system that are otherwise easy to conflate. The first is discriminability, or how well the available evidence actually separates the condition being detected from ordinary variation. The second is the criterion, or the threshold applied to that evidence in order to produce a decision. Two systems can be given the same evidence and still produce different outcomes purely because they apply a different criterion, independent of how good the evidence itself is (Green &amp; Swets, 1966).</w:t>
-      </w:r>
-    </w:p>
-    <w:p>
-      <w:pPr>
-        <w:spacing w:before="240" w:after="240"/>
+        <w:rPr>
+          <w:sz w:val="20"/>
+          <w:szCs w:val="20"/>
+        </w:rPr>
+      </w:pPr>
+      <w:r>
+        <w:rPr>
+          <w:sz w:val="20"/>
+          <w:szCs w:val="20"/>
+          <w:rtl w:val="0"/>
+        </w:rPr>
+        <w:t xml:space="preserve">For ARGUS, this framework clarifies the central difficulty of distinguishing suspicious-looking patterns from ordinary examination behavior. A participant who is anxious, distracted, or simply restless can produce behavioral evidence that resembles the evidence associated with genuine misconduct, so the two distributions overlap rather than separating cleanly. Consequently, wherever ARGUS effectively draws its threshold, it cannot avoid the possibility of flagging ordinary behavior as suspicious or of overlooking genuinely suspicious behavior. This is a principled reason for positioning the system to support human review rather than to render a final judgment.</w:t>
+      </w:r>
+    </w:p>
+    <w:p>
+      <w:pPr>
+        <w:spacing w:after="240" w:before="240" w:lineRule="auto"/>
         <w:jc w:val="both"/>
-      </w:pPr>
-      <w:r>
-        <w:rPr>
-          <w:sz w:val="20"/>
-        </w:rPr>
-        <w:t>This distinction is directly relevant to ARGUS because its Multimodal Behavior Inference Engine (MBIE) constructs a single fused risk value from several weighted behavioral cues, including gaze off-screen duration, head yaw, mouth activity, and upper-torso posture flags. This fused value functions as the decision variable in a signal detection framework: it is a continuous representation of accumulated evidence that must eventually be compared against some criterion, whether that criterion is applied explicitly, as in the leave-one-group-out logistic regression baseline's fixed decision threshold, or implicitly, through the LLM-based reasoning stage's qualitative judgment of whether the combined evidence warrants a suspicious classification.</w:t>
-      </w:r>
-    </w:p>
-    <w:p>
-      <w:pPr>
-        <w:spacing w:before="240" w:after="240"/>
-        <w:jc w:val="both"/>
-      </w:pPr>
-      <w:r>
-        <w:rPr>
-          <w:sz w:val="20"/>
-        </w:rPr>
-        <w:t>SDT also clarifies why ARGUS cannot avoid a tradeoff between missed detections and false alarms. Because behavioral cues such as gaze deviation, posture shifts, and hand-to-mouth proximity can arise from both suspicious and entirely ordinary examination behavior, the distributions of evidence for these two conditions overlap rather than remaining cleanly separated. A participant who is anxious, thinking through a difficult question, or simply adjusting their seating position may accumulate the same categories of behavioral evidence as a participant engaged in actual suspicious activity. Under SDT, this overlap means that no single criterion setting can simultaneously minimize both false alarms and missed detections; moving the threshold to catch more genuine cases of suspicious behavior necessarily increases the rate at which ordinary behavior is misclassified as suspicious, and moving it the other way increases the risk of overlooking genuine cases.</w:t>
-      </w:r>
-    </w:p>
-    <w:p>
-      <w:pPr>
-        <w:spacing w:before="240" w:after="240"/>
-        <w:jc w:val="both"/>
-      </w:pPr>
-      <w:r>
-        <w:rPr>
-          <w:sz w:val="20"/>
-        </w:rPr>
-        <w:t>This framing also explains why ARGUS combines multiple behavioral modalities rather than relying on a single cue. Within SDT, combining several partially informative sources of evidence can increase overall discriminability even when each individual source is weak, because errors that are specific to one modality are less likely to be reproduced identically across the others (Ross &amp; Jain, 2003). Multimodal fusion in ARGUS is therefore not simply a matter of gathering more data, but an attempt to improve the separation between suspicious and non-suspicious evidence before any threshold is applied, rather than treating a single ambiguous cue as sufficient grounds for a decision.</w:t>
-      </w:r>
-    </w:p>
-    <w:p>
-      <w:pPr>
-        <w:spacing w:before="240" w:after="240"/>
-        <w:jc w:val="both"/>
-      </w:pPr>
-      <w:r>
-        <w:rPr>
-          <w:sz w:val="20"/>
-        </w:rPr>
-        <w:t>Finally, SDT provides a principled basis for treating some sessions as not evaluable rather than forcing a classification. When facial landmarks are not detected, pose estimation fails, or a segment otherwise lacks reliable measurements, the resulting evidence does not meaningfully represent either the signal or the noise condition. Applying a criterion to such degraded evidence would not reflect a meaningful signal detection decision. ARGUS treats this situation as a distinct outcome instead of defaulting to a forced suspicious or non-suspicious label, consistent with the expectation that a detection decision is only meaningful when the underlying evidence is adequate to support it.</w:t>
-      </w:r>
-    </w:p>
-    <w:p>
-      <w:pPr>
-        <w:spacing w:before="240" w:after="240"/>
-        <w:jc w:val="both"/>
-      </w:pPr>
-      <w:r>
-        <w:rPr>
-          <w:sz w:val="20"/>
-        </w:rPr>
-        <w:t>Taken together, the Lens Model and Signal Detection Theory address different parts of the same problem. The Lens Model explains why individual behavioral cues are imperfect and probabilistic indicators of an underlying condition, while Signal Detection Theory explains the consequences of combining those cues into a decision variable and applying a threshold to it. Chapter 5 returns to this distinction when interpreting precision, recall, and the confusion matrices produced by both the conventional baseline and the LLM-based reasoning stage, since these metrics describe the discriminability and criterion behavior of ARGUS rather than the validity of any individual behavioral cue.</w:t>
+        <w:rPr>
+          <w:sz w:val="20"/>
+          <w:szCs w:val="20"/>
+        </w:rPr>
+      </w:pPr>
+      <w:r>
+        <w:rPr>
+          <w:sz w:val="20"/>
+          <w:szCs w:val="20"/>
+          <w:rtl w:val="0"/>
+        </w:rPr>
+        <w:t xml:space="preserve">Taken together, the two theories address different parts of the same problem. The Lens Model explains why individual behavioral cues are imperfect and probabilistic indicators of an underlying condition, while Signal Detection Theory explains the consequences of combining those cues into a decision and applying a threshold to it. This theoretical basis also frames how the results of the study should be interpreted, since measures such as precision and recall describe the discriminability and criterion behavior of ARGUS rather than the validity of any single behavioral cue.</w:t>
       </w:r>
     </w:p>
     <w:p>
@@ -2972,6 +2952,336 @@
           <w:rtl w:val="0"/>
         </w:rPr>
         <w:t xml:space="preserve">Taken together, the three feature extraction modules transform the original examination video into three complementary streams of structured behavioral observations. The head/facial module describes face position, head orientation, and mouth activity; the gaze module describes horizontal visual attention and off-screen duration; and the posture module describes upper-torso position and movement. Because all three outputs retain timestamps and segment identifiers, they can be brought together in the next stage of the pipeline, where MBIE performs temporal alignment and multimodal fusion.</w:t>
+      </w:r>
+    </w:p>
+    <w:p>
+      <w:pPr>
+        <w:pStyle w:val="Heading2"/>
+        <w:rPr/>
+      </w:pPr>
+      <w:r>
+        <w:rPr>
+          <w:rtl w:val="0"/>
+        </w:rPr>
+        <w:t xml:space="preserve">4.4 Multimodal Behavior Inference Engine (MBIE)</w:t>
+      </w:r>
+    </w:p>
+    <w:p>
+      <w:pPr>
+        <w:rPr>
+          <w:sz w:val="20"/>
+          <w:szCs w:val="20"/>
+        </w:rPr>
+      </w:pPr>
+      <w:r>
+        <w:rPr>
+          <w:sz w:val="20"/>
+          <w:szCs w:val="20"/>
+          <w:rtl w:val="0"/>
+        </w:rPr>
+        <w:t xml:space="preserve">After the three feature-extraction modules produce their structured JSON outputs, the Multimodal Behavior Inference Engine (MBIE) combines them into a single time-aligned representation of the participant's behavior. MBIE does not re-process the video; it operates entirely on the timestamped observations generated by the head and facial orientation, eye-gaze, and upper-torso modules. Its role is to align these separate streams in time, assemble a fused feature vector for each interval, and compute a heuristic cue-strength value that summarizes the behavioral information available at that moment. The result is a sequence of per-second behavioral vectors that is passed to the subsequent reasoning stage.</w:t>
+      </w:r>
+    </w:p>
+    <w:p>
+      <w:pPr>
+        <w:pStyle w:val="Heading3"/>
+        <w:rPr>
+          <w:b w:val="1"/>
+          <w:bCs w:val="1"/>
+        </w:rPr>
+      </w:pPr>
+      <w:r>
+        <w:rPr>
+          <w:b w:val="1"/>
+          <w:bCs w:val="1"/>
+          <w:rtl w:val="0"/>
+        </w:rPr>
+        <w:t xml:space="preserve">4.4.1 Temporal Alignment and One-Second Aggregation</w:t>
+      </w:r>
+    </w:p>
+    <w:p>
+      <w:pPr>
+        <w:rPr>
+          <w:sz w:val="20"/>
+          <w:szCs w:val="20"/>
+        </w:rPr>
+      </w:pPr>
+      <w:r>
+        <w:rPr>
+          <w:sz w:val="20"/>
+          <w:szCs w:val="20"/>
+          <w:rtl w:val="0"/>
+        </w:rPr>
+        <w:t xml:space="preserve">MBIE aligns the three modalities using a one-second temporal resolution. Each timestamped observation is assigned to an integer-second bucket based on its timestamp, so that all samples occurring within the same second are grouped together. When more than one sample from a modality falls within the same second, the most recent sample in that second is retained. MBIE then forms the union of all one-second buckets present in any modality, so that a fused vector is produced for every second in which at least one modality supplied an observation.</w:t>
+      </w:r>
+    </w:p>
+    <w:p>
+      <w:pPr>
+        <w:rPr>
+          <w:sz w:val="20"/>
+          <w:szCs w:val="20"/>
+        </w:rPr>
+      </w:pPr>
+      <w:r>
+        <w:rPr>
+          <w:sz w:val="20"/>
+          <w:szCs w:val="20"/>
+          <w:rtl w:val="0"/>
+        </w:rPr>
+        <w:t xml:space="preserve">For each one-second bucket, MBIE assembles a fused feature vector by drawing the relevant fields from whichever modalities are available. From the gaze module it takes the off-screen duration, gaze angle, and gaze region; from the head and facial module it takes head yaw, mouth activity, and the face off-screen flag; and from the upper-torso module it takes the hand-to-mouth, suspicious-posture, elevated-hands, high-movement, and forward-lean indicators, together with continuous measures such as torso angle. The timestamp assigned to the fused vector is the mean of the timestamps of the contributing modalities, expressed in minutes and seconds. Because the fused vector is built only from the modalities present in a given second, MBIE preserves information about which modalities were available rather than assuming a fixed set of measurements.</w:t>
+      </w:r>
+    </w:p>
+    <w:p>
+      <w:pPr>
+        <w:pStyle w:val="Heading3"/>
+        <w:rPr>
+          <w:b w:val="1"/>
+          <w:bCs w:val="1"/>
+        </w:rPr>
+      </w:pPr>
+      <w:r>
+        <w:rPr>
+          <w:b w:val="1"/>
+          <w:bCs w:val="1"/>
+          <w:rtl w:val="0"/>
+        </w:rPr>
+        <w:t xml:space="preserve">4.4.2 Cue-Strength Computation</w:t>
+      </w:r>
+    </w:p>
+    <w:p>
+      <w:pPr>
+        <w:rPr>
+          <w:sz w:val="20"/>
+          <w:szCs w:val="20"/>
+        </w:rPr>
+      </w:pPr>
+      <w:r>
+        <w:rPr>
+          <w:sz w:val="20"/>
+          <w:szCs w:val="20"/>
+          <w:rtl w:val="0"/>
+        </w:rPr>
+        <w:t xml:space="preserve">For each fused one-second vector, MBIE computes a heuristic cue-strength value, referred to in the implementation as a risk weight, using a set of predefined additive rules. The value begins at zero and is increased by fixed contributions from the individual cues. Sustained off-screen gaze contributes 0.02 for each second of accumulated off-screen duration, capped at 0.4, and head yaw contributes in proportion to its magnitude up to a maximum of 0.2. Mouth activity adds 0.15, a hand-to-mouth position adds 0.20, a suspicious-posture flag adds 0.15, a significant forward lean adds 0.10, high movement adds 0.10, elevated hands add 0.05, and an unnatural-head flag adds 0.05. The accumulated value is then clipped to the range from 0 to 1.</w:t>
+      </w:r>
+    </w:p>
+    <w:p>
+      <w:pPr>
+        <w:rPr>
+          <w:sz w:val="20"/>
+          <w:szCs w:val="20"/>
+        </w:rPr>
+      </w:pPr>
+      <w:r>
+        <w:rPr>
+          <w:sz w:val="20"/>
+          <w:szCs w:val="20"/>
+          <w:rtl w:val="0"/>
+        </w:rPr>
+        <w:t xml:space="preserve">The resulting cue-strength value is a heuristic index used to summarize and organize behavioral information for the reasoning stage. It is not a probability, a measure of model confidence, or a final classification of cheating. The predefined weights determine how strongly each cue influences the summary value, but they are interpretable design choices rather than parameters learned from labeled data. MBIE stores the fused vectors together with their cue-strength values as a per-second risk vector, which provides the structured, time-ordered representation used by the subsequent large language model stage.</w:t>
+      </w:r>
+    </w:p>
+    <w:p>
+      <w:pPr>
+        <w:pStyle w:val="Heading2"/>
+        <w:rPr/>
+      </w:pPr>
+      <w:r>
+        <w:rPr>
+          <w:rtl w:val="0"/>
+        </w:rPr>
+        <w:t xml:space="preserve">4.5 LLM-Based Behavioral Inference</w:t>
+      </w:r>
+    </w:p>
+    <w:p>
+      <w:pPr>
+        <w:rPr>
+          <w:sz w:val="20"/>
+          <w:szCs w:val="20"/>
+        </w:rPr>
+      </w:pPr>
+      <w:r>
+        <w:rPr>
+          <w:sz w:val="20"/>
+          <w:szCs w:val="20"/>
+          <w:rtl w:val="0"/>
+        </w:rPr>
+        <w:t xml:space="preserve">The structured representation produced by MBIE is passed to a separate large language model (LLM) stage, which is responsible for behavioral inference. In this context, behavioral inference refers to examining the fused per-second vectors and their cue-strength values to determine whether the observed pattern may warrant contextual human review. Separating this stage from feature extraction and fusion keeps the numerical measurement of behavior distinct from its interpretation.</w:t>
+      </w:r>
+    </w:p>
+    <w:p>
+      <w:pPr>
+        <w:rPr>
+          <w:sz w:val="20"/>
+          <w:szCs w:val="20"/>
+        </w:rPr>
+      </w:pPr>
+      <w:r>
+        <w:rPr>
+          <w:sz w:val="20"/>
+          <w:szCs w:val="20"/>
+          <w:rtl w:val="0"/>
+        </w:rPr>
+        <w:t xml:space="preserve">The LLM is instructed to interpret the supplied summaries rather than individual frames. It is asked to consider sustained conditions that persist across consecutive seconds, repeated behaviors that recur across the session, and co-occurring cues that appear together within the same interval. It is also asked to take into account data quality and the availability of each modality, and to consider possible benign explanations for the observed behavior rather than treating any single cue as decisive.</w:t>
+      </w:r>
+    </w:p>
+    <w:p>
+      <w:pPr>
+        <w:rPr>
+          <w:sz w:val="20"/>
+          <w:szCs w:val="20"/>
+        </w:rPr>
+      </w:pPr>
+      <w:r>
+        <w:rPr>
+          <w:sz w:val="20"/>
+          <w:szCs w:val="20"/>
+          <w:rtl w:val="0"/>
+          <w:b/>
+        </w:rPr>
+        <w:t xml:space="preserve">[TODO: Confirm and add the actual LLM details — the model used, the exact prompt text given to the LLM, and the output format it returns.]</w:t>
+      </w:r>
+    </w:p>
+    <w:p>
+      <w:pPr>
+        <w:rPr>
+          <w:sz w:val="20"/>
+          <w:szCs w:val="20"/>
+        </w:rPr>
+      </w:pPr>
+      <w:r>
+        <w:rPr>
+          <w:sz w:val="20"/>
+          <w:szCs w:val="20"/>
+          <w:rtl w:val="0"/>
+        </w:rPr>
+        <w:t xml:space="preserve">Based on this interpretation, the LLM stage assigns one of three outcomes to a session: “Suspicious behavior,” “Non-suspicious behavior,” or “Not evaluable.” A suspicious-behavior outcome indicates that the observed pattern is considered to warrant contextual human review; it does not establish that cheating or academic dishonesty occurred.</w:t>
+      </w:r>
+    </w:p>
+    <w:p>
+      <w:pPr>
+        <w:pStyle w:val="Heading3"/>
+        <w:rPr>
+          <w:b w:val="1"/>
+          <w:bCs w:val="1"/>
+        </w:rPr>
+      </w:pPr>
+      <w:r>
+        <w:rPr>
+          <w:b w:val="1"/>
+          <w:bCs w:val="1"/>
+          <w:rtl w:val="0"/>
+        </w:rPr>
+        <w:t xml:space="preserve">4.5.1 Not-Evaluable Decision Procedure</w:t>
+      </w:r>
+    </w:p>
+    <w:p>
+      <w:pPr>
+        <w:rPr>
+          <w:sz w:val="20"/>
+          <w:szCs w:val="20"/>
+        </w:rPr>
+      </w:pPr>
+      <w:r>
+        <w:rPr>
+          <w:sz w:val="20"/>
+          <w:szCs w:val="20"/>
+          <w:rtl w:val="0"/>
+        </w:rPr>
+        <w:t xml:space="preserve">ARGUS treats insufficient or unreliable measurement as a distinct outcome rather than forcing a suspicious or non-suspicious label. When facial landmarks are not detected, when pose estimation fails, or when a segment otherwise lacks reliable measurements, the available evidence does not meaningfully represent the participant's behavior. In these cases the corresponding observations are recorded as unavailable during extraction and fusion, and the reasoning stage returns a “Not evaluable” result for the affected material. This ensures that a classification is produced only when the underlying evidence is adequate to support it.</w:t>
+      </w:r>
+    </w:p>
+    <w:p>
+      <w:pPr>
+        <w:pStyle w:val="Heading2"/>
+        <w:rPr/>
+      </w:pPr>
+      <w:r>
+        <w:rPr>
+          <w:rtl w:val="0"/>
+        </w:rPr>
+        <w:t xml:space="preserve">4.6 Experimental Evaluation</w:t>
+      </w:r>
+    </w:p>
+    <w:p>
+      <w:pPr>
+        <w:rPr>
+          <w:sz w:val="20"/>
+          <w:szCs w:val="20"/>
+        </w:rPr>
+      </w:pPr>
+      <w:r>
+        <w:rPr>
+          <w:sz w:val="20"/>
+          <w:szCs w:val="20"/>
+          <w:rtl w:val="0"/>
+        </w:rPr>
+        <w:t xml:space="preserve">The outputs of ARGUS are evaluated at the session level against the scripted condition labels described in Section 4.2. Because every processing segment inherited the label of its source session, the evaluation compares each session's assigned condition, simulated cheating or non-cheating, with the outcome produced for that session, rather than treating individual segments as independent cases.</w:t>
+      </w:r>
+    </w:p>
+    <w:p>
+      <w:pPr>
+        <w:rPr>
+          <w:sz w:val="20"/>
+          <w:szCs w:val="20"/>
+        </w:rPr>
+      </w:pPr>
+      <w:r>
+        <w:rPr>
+          <w:sz w:val="20"/>
+          <w:szCs w:val="20"/>
+          <w:rtl w:val="0"/>
+        </w:rPr>
+        <w:t xml:space="preserve">In addition to the LLM-based reasoning stage, the study includes a conventional baseline classifier to provide a point of comparison. The baseline is a logistic regression model trained on the fused behavioral features and evaluated using a leave-one-group-out procedure, in which the sessions belonging to one group are held out for testing while the remaining sessions are used for training, so that recordings from the same session are not used for both training and testing. The baseline produces its classification by comparing the model's output against a fixed decision threshold.</w:t>
+      </w:r>
+    </w:p>
+    <w:p>
+      <w:pPr>
+        <w:rPr>
+          <w:sz w:val="20"/>
+          <w:szCs w:val="20"/>
+        </w:rPr>
+      </w:pPr>
+      <w:r>
+        <w:rPr>
+          <w:sz w:val="20"/>
+          <w:szCs w:val="20"/>
+          <w:rtl w:val="0"/>
+          <w:b/>
+        </w:rPr>
+        <w:t xml:space="preserve">[TODO: Confirm the baseline specifics — the exact fixed decision threshold value, which fused features are used as inputs to the logistic regression, and what the leave-one-group-out “group” is (session or participant).]</w:t>
+      </w:r>
+    </w:p>
+    <w:p>
+      <w:pPr>
+        <w:rPr>
+          <w:sz w:val="20"/>
+          <w:szCs w:val="20"/>
+        </w:rPr>
+      </w:pPr>
+      <w:r>
+        <w:rPr>
+          <w:sz w:val="20"/>
+          <w:szCs w:val="20"/>
+          <w:rtl w:val="0"/>
+        </w:rPr>
+        <w:t xml:space="preserve">The baseline and the LLM-based reasoning stage are assessed using precision, recall, and confusion matrices computed at the session level. Interpreting these measures within the framework established in Chapter 3, precision and recall describe the discriminability of the evidence and the effect of the decision criterion rather than the validity of any single behavioral cue. Material returned as “Not evaluable” is reported separately and is not counted as either a correct or an incorrect classification, so that the performance measures reflect only the sessions for which ARGUS produced a behavioral assessment.</w:t>
+      </w:r>
+    </w:p>
+    <w:p>
+      <w:pPr>
+        <w:rPr>
+          <w:sz w:val="20"/>
+          <w:szCs w:val="20"/>
+        </w:rPr>
+      </w:pPr>
+      <w:r>
+        <w:rPr>
+          <w:sz w:val="20"/>
+          <w:szCs w:val="20"/>
+          <w:rtl w:val="0"/>
+          <w:b/>
+        </w:rPr>
+        <w:t xml:space="preserve">[TODO: Confirm this matches how you actually scored the results — that “Not evaluable” sessions were reported separately and excluded from the correct/incorrect counts.]</w:t>
       </w:r>
     </w:p>
     <w:p>
